--- a/Questionnaire_Suggested_Responses_v2.docx
+++ b/Questionnaire_Suggested_Responses_v2.docx
@@ -22,17 +22,6 @@
           <w:sz w:val="22"/>
         </w:rPr>
         <w:t>Suggested responses based on Smart Backlog Assistant</w:t>
-      </w:r>
-    </w:p>
-    <w:p>
-      <w:r>
-        <w:rPr>
-          <w:b/>
-        </w:rPr>
-        <w:t xml:space="preserve">Note: </w:t>
-      </w:r>
-      <w:r>
-        <w:t>These responses are written as concise first-person examples. Adjust any statement about your personal contribution before submission.</w:t>
       </w:r>
     </w:p>
     <w:p>
